--- a/第九章 OPC运营模式系统优化.docx
+++ b/第九章 OPC运营模式系统优化.docx
@@ -6752,6 +6752,225 @@
           <w:sz w:val="24"/>
         </w:rPr>
       </w:pPr>
+    </w:p>
+    <w:p>
+      <w:r>
+        <w:br w:type="page"/>
+      </w:r>
+    </w:p>
+    <w:p>
+      <w:r>
+        <w:rPr>
+          <w:b/>
+          <w:sz w:val="30"/>
+        </w:rPr>
+        <w:t>9.7 WAIC 2026经验与OPC运营系统优化</w:t>
+      </w:r>
+    </w:p>
+    <w:p>
+      <w:r>
+        <w:rPr>
+          <w:b/>
+          <w:sz w:val="22"/>
+        </w:rPr>
+        <w:t>（2026年7月更新）</w:t>
+      </w:r>
+    </w:p>
+    <w:p>
+      <w:r>
+        <w:rPr>
+          <w:b/>
+          <w:sz w:val="26"/>
+        </w:rPr>
+        <w:t>（1）WAIC 2026 OPC专区揭示的运营新范式</w:t>
+      </w:r>
+    </w:p>
+    <w:p>
+      <w:r>
+        <w:rPr>
+          <w:sz w:val="22"/>
+        </w:rPr>
+        <w:t>2026年7月17-19日，世界人工智能大会（WAIC 2026）首次设立OPC（一人公司）专属展区，180家一人公司集体亮相。从运营系统优化的角度，WAIC OPC专区揭示了三条关键经验：</w:t>
+      </w:r>
+    </w:p>
+    <w:p>
+      <w:r>
+        <w:rPr>
+          <w:sz w:val="22"/>
+        </w:rPr>
+        <w:t>- 业务类型多元化：参展OPC涵盖AI短视频带货、跨境电商文案、AI客服系统、AI绘画、AI虚拟网红等多种业务类型，平均月收入约3万元。这表明OPC模式的适用范围远超技术开发，已扩展到内容创作、营销服务、虚拟运营等轻资产领域。</w:t>
+      </w:r>
+    </w:p>
+    <w:p>
+      <w:r>
+        <w:rPr>
+          <w:sz w:val="22"/>
+        </w:rPr>
+        <w:t>- "个人+AI=一家公司"的主流共识：WAIC作为全球顶级AI会议首次设立OPC专区，标志着一人公司从边缘探索走向主流共识。OPC创业者可以借此平台获取国际曝光、对接全球资源。</w:t>
+      </w:r>
+    </w:p>
+    <w:p>
+      <w:r>
+        <w:rPr>
+          <w:sz w:val="22"/>
+        </w:rPr>
+        <w:t>- 沪苏OPC生态合作的系统协同：苏州国际科技园与上海市计算机学会、上海交大安泰EMBA创投服务协会、中国中小企业协会建立常态化合作，实现场景互通、人才互认、生态互鉴三大核心协同。这为OPC运营系统优化提供了跨区域协同的范本。</w:t>
+      </w:r>
+    </w:p>
+    <w:p>
+      <w:r>
+        <w:rPr>
+          <w:b/>
+          <w:sz w:val="26"/>
+        </w:rPr>
+        <w:t>（2）三层资本结构：OPC融资系统优化</w:t>
+      </w:r>
+    </w:p>
+    <w:p>
+      <w:r>
+        <w:rPr>
+          <w:sz w:val="22"/>
+        </w:rPr>
+        <w:t>华芯云睿天使轮融资（2026年7月完成）展示了一种可复制的OPC融资系统——"产业资本+市场化基金+政策性基金"三层资本结构：</w:t>
+      </w:r>
+    </w:p>
+    <w:p>
+      <w:r>
+        <w:rPr>
+          <w:sz w:val="22"/>
+        </w:rPr>
+        <w:t>- 产业资本（哇牛资本/汇川技术）：提供产业链资源、客户对接和工程化场景验证机会。</w:t>
+      </w:r>
+    </w:p>
+    <w:p>
+      <w:r>
+        <w:rPr>
+          <w:sz w:val="22"/>
+        </w:rPr>
+        <w:t>- 市场化基金（善达投资）：提供专业领域资源（集成电路+AI）和后续资本通道。</w:t>
+      </w:r>
+    </w:p>
+    <w:p>
+      <w:r>
+        <w:rPr>
+          <w:sz w:val="22"/>
+        </w:rPr>
+        <w:t>- 政策性基金（领军创投）：提供地方政策保障和产业化落地支持。</w:t>
+      </w:r>
+    </w:p>
+    <w:p>
+      <w:r>
+        <w:rPr>
+          <w:sz w:val="22"/>
+        </w:rPr>
+        <w:t>这一三层结构的系统优化价值在于：OPC创业者不仅获得了资金，更连接了产业链资源、后续资本通道和地方政策支持。与单一财务投资不同，三层结构为OPC的产品定义、供应链建设、可靠性验证和客户导入提供了全方位支撑。OPC创业者在融资系统优化中，应主动构建三层资本结构，而非仅追求单一资金来源。</w:t>
+      </w:r>
+    </w:p>
+    <w:p>
+      <w:r>
+        <w:rPr>
+          <w:b/>
+          <w:sz w:val="26"/>
+        </w:rPr>
+        <w:t>（3）苏州OPC政策体系的系统升级</w:t>
+      </w:r>
+    </w:p>
+    <w:p>
+      <w:r>
+        <w:rPr>
+          <w:sz w:val="22"/>
+        </w:rPr>
+        <w:t>2025年底至2026年7月，苏州OPC政策体系经历了三次重大系统升级，为OPC运营系统优化提供了政策支撑：</w:t>
+      </w:r>
+    </w:p>
+    <w:p>
+      <w:r>
+        <w:rPr>
+          <w:sz w:val="22"/>
+        </w:rPr>
+        <w:t>- 2025年11月首届OPC大会：发布"四个100"（垂类模型/数据集/场景/案例），揭榜挂帅102项/7亿元，1100亿基金+5700亿授信。</w:t>
+      </w:r>
+    </w:p>
+    <w:p>
+      <w:r>
+        <w:rPr>
+          <w:sz w:val="22"/>
+        </w:rPr>
+        <w:t>- 2025年12月"138"计划：百个百万梦想基金池，单企业最高300万天使基金；OPC三年行动计划（2025-2028），目标1万OPC人才、50个市级OPC社区。</w:t>
+      </w:r>
+    </w:p>
+    <w:p>
+      <w:r>
+        <w:rPr>
+          <w:sz w:val="22"/>
+        </w:rPr>
+        <w:t>- 2026年7月WAIC OPC专区：沪苏OPC生态合作签约，场景互通、人才互认、生态互鉴。</w:t>
+      </w:r>
+    </w:p>
+    <w:p>
+      <w:r>
+        <w:rPr>
+          <w:sz w:val="22"/>
+        </w:rPr>
+        <w:t>这三次升级构成了从"点状突破"到"面上推进"再到"跨区域协同"的系统演进路径。OPC创业者在运营系统优化中，应充分利用这些政策资源，将外部政策支撑内化为运营效率。</w:t>
+      </w:r>
+    </w:p>
+    <w:p>
+      <w:r>
+        <w:rPr>
+          <w:b/>
+          <w:sz w:val="26"/>
+        </w:rPr>
+        <w:t>（4）白宫报告对OPC运营系统优化的启示</w:t>
+      </w:r>
+    </w:p>
+    <w:p>
+      <w:r>
+        <w:rPr>
+          <w:sz w:val="22"/>
+        </w:rPr>
+        <w:t>白宫《科学：一个新的黄金时代》报告对OPC运营系统优化具有以下启示：</w:t>
+      </w:r>
+    </w:p>
+    <w:p>
+      <w:r>
+        <w:rPr>
+          <w:sz w:val="22"/>
+        </w:rPr>
+        <w:t>- X-Labs模式的参考：白宫提出10-100人敏捷团队围绕明确技术瓶颈工作。OPC创业者在业务扩展阶段，可以参考X-Labs模式，围绕特定技术瓶颈组建临时性敏捷团队，任务完成后即解散，保持轻量化优势。</w:t>
+      </w:r>
+    </w:p>
+    <w:p>
+      <w:r>
+        <w:rPr>
+          <w:sz w:val="22"/>
+        </w:rPr>
+        <w:t>- "黄金票"机制的借鉴：允许单个评审人支持未获共识的高风险项目。OPC创业者在内部决策中，可以为高风险高回报的项目保留"黄金票"通道，避免共识机制扼杀创新。</w:t>
+      </w:r>
+    </w:p>
+    <w:p>
+      <w:r>
+        <w:rPr>
+          <w:sz w:val="22"/>
+        </w:rPr>
+        <w:t>- "科学验证器"的前瞻布局：白宫提出建设AI辅助的科研验证体系。OPC创业者在技术验证环节，应关注自动化验证工具的建设，降低验证成本，提高技术可信度。</w:t>
+      </w:r>
+    </w:p>
+    <w:p>
+      <w:r>
+        <w:rPr>
+          <w:sz w:val="22"/>
+        </w:rPr>
+        <w:t>- 制造能力作为核心竞争力：白宫强调"当提出假设的成本持续下降，建造、测试和验证将成为科研竞争的核心资源"。OPC创业者在运营系统优化中，应重视制造能力和验证体系的建设，而非仅依赖AI生成方案。</w:t>
+      </w:r>
+    </w:p>
+    <w:p>
+      <w:r>
+        <w:rPr>
+          <w:sz w:val="22"/>
+        </w:rPr>
+        <w:t>参考资料：白宫科技政策办公室，《Science: A New Golden Age》，2026年7月21日发布，123页。</w:t>
+      </w:r>
     </w:p>
     <w:sectPr>
       <w:headerReference r:id="rId3" w:type="default"/>
